--- a/runs/MGV-2026-04-20/pm-3-5-FINAL-G1.docx
+++ b/runs/MGV-2026-04-20/pm-3-5-FINAL-G1.docx
@@ -12,7 +12,7 @@
           <w:rFonts w:ascii="Calibri" w:cs="Calibri" w:eastAsia="Calibri" w:hAnsi="Calibri"/>
           <w:b/>
           <w:bCs/>
-          <w:color w:val="1C2B3C"/>
+          <w:color w:val="0B2E45"/>
           <w:sz w:val="44"/>
           <w:szCs w:val="44"/>
         </w:rPr>
@@ -29,7 +29,7 @@
           <w:rFonts w:ascii="Calibri" w:cs="Calibri" w:eastAsia="Calibri" w:hAnsi="Calibri"/>
           <w:i/>
           <w:iCs/>
-          <w:color w:val="F59316"/>
+          <w:color w:val="39A900"/>
           <w:sz w:val="26"/>
           <w:szCs w:val="26"/>
         </w:rPr>
@@ -60,7 +60,7 @@
           <w:rFonts w:ascii="Calibri" w:cs="Calibri" w:eastAsia="Calibri" w:hAnsi="Calibri"/>
           <w:b/>
           <w:bCs/>
-          <w:color w:val="1C2B3C"/>
+          <w:color w:val="0B2E45"/>
           <w:sz w:val="28"/>
           <w:szCs w:val="28"/>
         </w:rPr>
@@ -76,7 +76,7 @@
           <w:rFonts w:ascii="Calibri" w:cs="Calibri" w:eastAsia="Calibri" w:hAnsi="Calibri"/>
           <w:b/>
           <w:bCs/>
-          <w:color w:val="1C2B3C"/>
+          <w:color w:val="0B2E45"/>
           <w:sz w:val="20"/>
           <w:szCs w:val="20"/>
         </w:rPr>
@@ -100,7 +100,7 @@
           <w:rFonts w:ascii="Calibri" w:cs="Calibri" w:eastAsia="Calibri" w:hAnsi="Calibri"/>
           <w:b/>
           <w:bCs/>
-          <w:color w:val="1C2B3C"/>
+          <w:color w:val="0B2E45"/>
           <w:sz w:val="20"/>
           <w:szCs w:val="20"/>
         </w:rPr>
@@ -124,7 +124,7 @@
           <w:rFonts w:ascii="Calibri" w:cs="Calibri" w:eastAsia="Calibri" w:hAnsi="Calibri"/>
           <w:b/>
           <w:bCs/>
-          <w:color w:val="1C2B3C"/>
+          <w:color w:val="0B2E45"/>
           <w:sz w:val="20"/>
           <w:szCs w:val="20"/>
         </w:rPr>
@@ -148,7 +148,7 @@
           <w:rFonts w:ascii="Calibri" w:cs="Calibri" w:eastAsia="Calibri" w:hAnsi="Calibri"/>
           <w:b/>
           <w:bCs/>
-          <w:color w:val="1C2B3C"/>
+          <w:color w:val="0B2E45"/>
           <w:sz w:val="20"/>
           <w:szCs w:val="20"/>
         </w:rPr>
@@ -172,7 +172,7 @@
           <w:rFonts w:ascii="Calibri" w:cs="Calibri" w:eastAsia="Calibri" w:hAnsi="Calibri"/>
           <w:b/>
           <w:bCs/>
-          <w:color w:val="1C2B3C"/>
+          <w:color w:val="0B2E45"/>
           <w:sz w:val="20"/>
           <w:szCs w:val="20"/>
         </w:rPr>
@@ -196,7 +196,7 @@
           <w:rFonts w:ascii="Calibri" w:cs="Calibri" w:eastAsia="Calibri" w:hAnsi="Calibri"/>
           <w:b/>
           <w:bCs/>
-          <w:color w:val="1C2B3C"/>
+          <w:color w:val="0B2E45"/>
           <w:sz w:val="20"/>
           <w:szCs w:val="20"/>
         </w:rPr>
@@ -220,7 +220,7 @@
           <w:rFonts w:ascii="Calibri" w:cs="Calibri" w:eastAsia="Calibri" w:hAnsi="Calibri"/>
           <w:b/>
           <w:bCs/>
-          <w:color w:val="1C2B3C"/>
+          <w:color w:val="0B2E45"/>
           <w:sz w:val="20"/>
           <w:szCs w:val="20"/>
         </w:rPr>
@@ -244,7 +244,7 @@
           <w:rFonts w:ascii="Calibri" w:cs="Calibri" w:eastAsia="Calibri" w:hAnsi="Calibri"/>
           <w:b/>
           <w:bCs/>
-          <w:color w:val="F59316"/>
+          <w:color w:val="39A900"/>
           <w:sz w:val="24"/>
           <w:szCs w:val="24"/>
         </w:rPr>
@@ -260,7 +260,7 @@
           <w:rFonts w:ascii="Calibri" w:cs="Calibri" w:eastAsia="Calibri" w:hAnsi="Calibri"/>
           <w:b/>
           <w:bCs/>
-          <w:color w:val="1C2B3C"/>
+          <w:color w:val="0B2E45"/>
           <w:sz w:val="20"/>
           <w:szCs w:val="20"/>
         </w:rPr>
@@ -300,7 +300,7 @@
           <w:rFonts w:ascii="Calibri" w:cs="Calibri" w:eastAsia="Calibri" w:hAnsi="Calibri"/>
           <w:b/>
           <w:bCs/>
-          <w:color w:val="1C2B3C"/>
+          <w:color w:val="0B2E45"/>
           <w:sz w:val="28"/>
           <w:szCs w:val="28"/>
         </w:rPr>
@@ -316,7 +316,7 @@
           <w:rFonts w:ascii="Calibri" w:cs="Calibri" w:eastAsia="Calibri" w:hAnsi="Calibri"/>
           <w:b/>
           <w:bCs/>
-          <w:color w:val="1C2B3C"/>
+          <w:color w:val="0B2E45"/>
           <w:sz w:val="20"/>
           <w:szCs w:val="20"/>
         </w:rPr>
@@ -340,7 +340,7 @@
           <w:rFonts w:ascii="Calibri" w:cs="Calibri" w:eastAsia="Calibri" w:hAnsi="Calibri"/>
           <w:b/>
           <w:bCs/>
-          <w:color w:val="1C2B3C"/>
+          <w:color w:val="0B2E45"/>
           <w:sz w:val="20"/>
           <w:szCs w:val="20"/>
         </w:rPr>
@@ -383,7 +383,7 @@
           <w:rFonts w:ascii="Calibri" w:cs="Calibri" w:eastAsia="Calibri" w:hAnsi="Calibri"/>
           <w:b/>
           <w:bCs/>
-          <w:color w:val="1C2B3C"/>
+          <w:color w:val="0B2E45"/>
           <w:sz w:val="28"/>
           <w:szCs w:val="28"/>
         </w:rPr>
@@ -399,7 +399,7 @@
           <w:rFonts w:ascii="Calibri" w:cs="Calibri" w:eastAsia="Calibri" w:hAnsi="Calibri"/>
           <w:b/>
           <w:bCs/>
-          <w:color w:val="1C2B3C"/>
+          <w:color w:val="0B2E45"/>
           <w:sz w:val="20"/>
           <w:szCs w:val="20"/>
         </w:rPr>
@@ -423,7 +423,7 @@
           <w:rFonts w:ascii="Calibri" w:cs="Calibri" w:eastAsia="Calibri" w:hAnsi="Calibri"/>
           <w:b/>
           <w:bCs/>
-          <w:color w:val="1C2B3C"/>
+          <w:color w:val="0B2E45"/>
           <w:sz w:val="22"/>
           <w:szCs w:val="22"/>
         </w:rPr>
@@ -529,7 +529,7 @@
           <w:rFonts w:ascii="Calibri" w:cs="Calibri" w:eastAsia="Calibri" w:hAnsi="Calibri"/>
           <w:b/>
           <w:bCs/>
-          <w:color w:val="1C2B3C"/>
+          <w:color w:val="0B2E45"/>
           <w:sz w:val="22"/>
           <w:szCs w:val="22"/>
         </w:rPr>
@@ -563,7 +563,7 @@
           <w:rFonts w:ascii="Calibri" w:cs="Calibri" w:eastAsia="Calibri" w:hAnsi="Calibri"/>
           <w:b/>
           <w:bCs/>
-          <w:color w:val="1C2B3C"/>
+          <w:color w:val="0B2E45"/>
           <w:sz w:val="28"/>
           <w:szCs w:val="28"/>
         </w:rPr>
@@ -579,7 +579,7 @@
           <w:rFonts w:ascii="Calibri" w:cs="Calibri" w:eastAsia="Calibri" w:hAnsi="Calibri"/>
           <w:b/>
           <w:bCs/>
-          <w:color w:val="F59316"/>
+          <w:color w:val="39A900"/>
           <w:sz w:val="24"/>
           <w:szCs w:val="24"/>
         </w:rPr>
@@ -595,7 +595,7 @@
           <w:rFonts w:ascii="Calibri" w:cs="Calibri" w:eastAsia="Calibri" w:hAnsi="Calibri"/>
           <w:b/>
           <w:bCs/>
-          <w:color w:val="1C2B3C"/>
+          <w:color w:val="0B2E45"/>
           <w:sz w:val="20"/>
           <w:szCs w:val="20"/>
         </w:rPr>
@@ -619,7 +619,7 @@
           <w:rFonts w:ascii="Calibri" w:cs="Calibri" w:eastAsia="Calibri" w:hAnsi="Calibri"/>
           <w:b/>
           <w:bCs/>
-          <w:color w:val="1C2B3C"/>
+          <w:color w:val="0B2E45"/>
           <w:sz w:val="20"/>
           <w:szCs w:val="20"/>
         </w:rPr>
@@ -643,7 +643,7 @@
           <w:rFonts w:ascii="Calibri" w:cs="Calibri" w:eastAsia="Calibri" w:hAnsi="Calibri"/>
           <w:b/>
           <w:bCs/>
-          <w:color w:val="1C2B3C"/>
+          <w:color w:val="0B2E45"/>
           <w:sz w:val="20"/>
           <w:szCs w:val="20"/>
         </w:rPr>
@@ -685,7 +685,7 @@
           <w:rFonts w:ascii="Calibri" w:cs="Calibri" w:eastAsia="Calibri" w:hAnsi="Calibri"/>
           <w:b/>
           <w:bCs/>
-          <w:color w:val="1C2B3C"/>
+          <w:color w:val="0B2E45"/>
           <w:sz w:val="20"/>
           <w:szCs w:val="20"/>
         </w:rPr>
@@ -906,7 +906,7 @@
           <w:rFonts w:ascii="Calibri" w:cs="Calibri" w:eastAsia="Calibri" w:hAnsi="Calibri"/>
           <w:b/>
           <w:bCs/>
-          <w:color w:val="F59316"/>
+          <w:color w:val="39A900"/>
           <w:sz w:val="24"/>
           <w:szCs w:val="24"/>
         </w:rPr>
@@ -922,7 +922,7 @@
           <w:rFonts w:ascii="Calibri" w:cs="Calibri" w:eastAsia="Calibri" w:hAnsi="Calibri"/>
           <w:b/>
           <w:bCs/>
-          <w:color w:val="1C2B3C"/>
+          <w:color w:val="0B2E45"/>
           <w:sz w:val="20"/>
           <w:szCs w:val="20"/>
         </w:rPr>
@@ -946,7 +946,7 @@
           <w:rFonts w:ascii="Calibri" w:cs="Calibri" w:eastAsia="Calibri" w:hAnsi="Calibri"/>
           <w:b/>
           <w:bCs/>
-          <w:color w:val="1C2B3C"/>
+          <w:color w:val="0B2E45"/>
           <w:sz w:val="20"/>
           <w:szCs w:val="20"/>
         </w:rPr>
@@ -970,7 +970,7 @@
           <w:rFonts w:ascii="Calibri" w:cs="Calibri" w:eastAsia="Calibri" w:hAnsi="Calibri"/>
           <w:b/>
           <w:bCs/>
-          <w:color w:val="1C2B3C"/>
+          <w:color w:val="0B2E45"/>
           <w:sz w:val="20"/>
           <w:szCs w:val="20"/>
         </w:rPr>
@@ -1012,7 +1012,7 @@
           <w:rFonts w:ascii="Calibri" w:cs="Calibri" w:eastAsia="Calibri" w:hAnsi="Calibri"/>
           <w:b/>
           <w:bCs/>
-          <w:color w:val="1C2B3C"/>
+          <w:color w:val="0B2E45"/>
           <w:sz w:val="20"/>
           <w:szCs w:val="20"/>
         </w:rPr>
@@ -1233,7 +1233,7 @@
           <w:rFonts w:ascii="Calibri" w:cs="Calibri" w:eastAsia="Calibri" w:hAnsi="Calibri"/>
           <w:b/>
           <w:bCs/>
-          <w:color w:val="F59316"/>
+          <w:color w:val="39A900"/>
           <w:sz w:val="24"/>
           <w:szCs w:val="24"/>
         </w:rPr>
@@ -1249,7 +1249,7 @@
           <w:rFonts w:ascii="Calibri" w:cs="Calibri" w:eastAsia="Calibri" w:hAnsi="Calibri"/>
           <w:b/>
           <w:bCs/>
-          <w:color w:val="1C2B3C"/>
+          <w:color w:val="0B2E45"/>
           <w:sz w:val="20"/>
           <w:szCs w:val="20"/>
         </w:rPr>
@@ -1273,7 +1273,7 @@
           <w:rFonts w:ascii="Calibri" w:cs="Calibri" w:eastAsia="Calibri" w:hAnsi="Calibri"/>
           <w:b/>
           <w:bCs/>
-          <w:color w:val="1C2B3C"/>
+          <w:color w:val="0B2E45"/>
           <w:sz w:val="20"/>
           <w:szCs w:val="20"/>
         </w:rPr>
@@ -1297,7 +1297,7 @@
           <w:rFonts w:ascii="Calibri" w:cs="Calibri" w:eastAsia="Calibri" w:hAnsi="Calibri"/>
           <w:b/>
           <w:bCs/>
-          <w:color w:val="1C2B3C"/>
+          <w:color w:val="0B2E45"/>
           <w:sz w:val="20"/>
           <w:szCs w:val="20"/>
         </w:rPr>
@@ -1339,7 +1339,7 @@
           <w:rFonts w:ascii="Calibri" w:cs="Calibri" w:eastAsia="Calibri" w:hAnsi="Calibri"/>
           <w:b/>
           <w:bCs/>
-          <w:color w:val="1C2B3C"/>
+          <w:color w:val="0B2E45"/>
           <w:sz w:val="20"/>
           <w:szCs w:val="20"/>
         </w:rPr>
@@ -1560,7 +1560,7 @@
           <w:rFonts w:ascii="Calibri" w:cs="Calibri" w:eastAsia="Calibri" w:hAnsi="Calibri"/>
           <w:b/>
           <w:bCs/>
-          <w:color w:val="F59316"/>
+          <w:color w:val="39A900"/>
           <w:sz w:val="24"/>
           <w:szCs w:val="24"/>
         </w:rPr>
@@ -1576,7 +1576,7 @@
           <w:rFonts w:ascii="Calibri" w:cs="Calibri" w:eastAsia="Calibri" w:hAnsi="Calibri"/>
           <w:b/>
           <w:bCs/>
-          <w:color w:val="1C2B3C"/>
+          <w:color w:val="0B2E45"/>
           <w:sz w:val="20"/>
           <w:szCs w:val="20"/>
         </w:rPr>
@@ -1600,7 +1600,7 @@
           <w:rFonts w:ascii="Calibri" w:cs="Calibri" w:eastAsia="Calibri" w:hAnsi="Calibri"/>
           <w:b/>
           <w:bCs/>
-          <w:color w:val="1C2B3C"/>
+          <w:color w:val="0B2E45"/>
           <w:sz w:val="20"/>
           <w:szCs w:val="20"/>
         </w:rPr>
@@ -1624,7 +1624,7 @@
           <w:rFonts w:ascii="Calibri" w:cs="Calibri" w:eastAsia="Calibri" w:hAnsi="Calibri"/>
           <w:b/>
           <w:bCs/>
-          <w:color w:val="1C2B3C"/>
+          <w:color w:val="0B2E45"/>
           <w:sz w:val="20"/>
           <w:szCs w:val="20"/>
         </w:rPr>
@@ -1666,7 +1666,7 @@
           <w:rFonts w:ascii="Calibri" w:cs="Calibri" w:eastAsia="Calibri" w:hAnsi="Calibri"/>
           <w:b/>
           <w:bCs/>
-          <w:color w:val="1C2B3C"/>
+          <w:color w:val="0B2E45"/>
           <w:sz w:val="20"/>
           <w:szCs w:val="20"/>
         </w:rPr>
@@ -1887,7 +1887,7 @@
           <w:rFonts w:ascii="Calibri" w:cs="Calibri" w:eastAsia="Calibri" w:hAnsi="Calibri"/>
           <w:b/>
           <w:bCs/>
-          <w:color w:val="F59316"/>
+          <w:color w:val="39A900"/>
           <w:sz w:val="24"/>
           <w:szCs w:val="24"/>
         </w:rPr>
@@ -1903,7 +1903,7 @@
           <w:rFonts w:ascii="Calibri" w:cs="Calibri" w:eastAsia="Calibri" w:hAnsi="Calibri"/>
           <w:b/>
           <w:bCs/>
-          <w:color w:val="1C2B3C"/>
+          <w:color w:val="0B2E45"/>
           <w:sz w:val="20"/>
           <w:szCs w:val="20"/>
         </w:rPr>
@@ -1927,7 +1927,7 @@
           <w:rFonts w:ascii="Calibri" w:cs="Calibri" w:eastAsia="Calibri" w:hAnsi="Calibri"/>
           <w:b/>
           <w:bCs/>
-          <w:color w:val="1C2B3C"/>
+          <w:color w:val="0B2E45"/>
           <w:sz w:val="20"/>
           <w:szCs w:val="20"/>
         </w:rPr>
@@ -1951,7 +1951,7 @@
           <w:rFonts w:ascii="Calibri" w:cs="Calibri" w:eastAsia="Calibri" w:hAnsi="Calibri"/>
           <w:b/>
           <w:bCs/>
-          <w:color w:val="1C2B3C"/>
+          <w:color w:val="0B2E45"/>
           <w:sz w:val="20"/>
           <w:szCs w:val="20"/>
         </w:rPr>
@@ -1993,7 +1993,7 @@
           <w:rFonts w:ascii="Calibri" w:cs="Calibri" w:eastAsia="Calibri" w:hAnsi="Calibri"/>
           <w:b/>
           <w:bCs/>
-          <w:color w:val="1C2B3C"/>
+          <w:color w:val="0B2E45"/>
           <w:sz w:val="20"/>
           <w:szCs w:val="20"/>
         </w:rPr>
@@ -2029,7 +2029,7 @@
             <w:tcW w:type="dxa" w:w="10080"/>
             <w:tcBorders>
               <w:top w:val="none" w:sz="0"/>
-              <w:left w:val="single" w:color="F59316" w:sz="24"/>
+              <w:left w:val="single" w:color="39A900" w:sz="24"/>
               <w:bottom w:val="none" w:sz="0"/>
               <w:right w:val="none" w:sz="0"/>
             </w:tcBorders>
@@ -2050,7 +2050,7 @@
                 <w:rFonts w:ascii="Calibri" w:cs="Calibri" w:eastAsia="Calibri" w:hAnsi="Calibri"/>
                 <w:b/>
                 <w:bCs/>
-                <w:color w:val="F59316"/>
+                <w:color w:val="39A900"/>
                 <w:sz w:val="18"/>
                 <w:szCs w:val="18"/>
               </w:rPr>
@@ -2066,7 +2066,7 @@
                 <w:rFonts w:ascii="Calibri" w:cs="Calibri" w:eastAsia="Calibri" w:hAnsi="Calibri"/>
                 <w:i/>
                 <w:iCs/>
-                <w:color w:val="1C2B3C"/>
+                <w:color w:val="0B2E45"/>
                 <w:sz w:val="18"/>
                 <w:szCs w:val="18"/>
               </w:rPr>
@@ -2276,7 +2276,7 @@
     <w:p>
       <w:pPr>
         <w:pBdr>
-          <w:bottom w:val="single" w:color="F59316" w:sz="18" w:space="2"/>
+          <w:bottom w:val="single" w:color="39A900" w:sz="18" w:space="2"/>
         </w:pBdr>
         <w:spacing w:after="180" w:before="240"/>
       </w:pPr>
@@ -2285,7 +2285,7 @@
           <w:rFonts w:ascii="Calibri" w:cs="Calibri" w:eastAsia="Calibri" w:hAnsi="Calibri"/>
           <w:b/>
           <w:bCs/>
-          <w:color w:val="1C2B3C"/>
+          <w:color w:val="0B2E45"/>
           <w:sz w:val="36"/>
           <w:szCs w:val="36"/>
         </w:rPr>
@@ -2304,7 +2304,7 @@
           <w:bCs/>
           <w:i w:val="false"/>
           <w:iCs w:val="false"/>
-          <w:color w:val="1C2B3C"/>
+          <w:color w:val="0B2E45"/>
           <w:sz w:val="26"/>
           <w:szCs w:val="26"/>
         </w:rPr>
@@ -2336,7 +2336,7 @@
           <w:rFonts w:ascii="Calibri" w:cs="Calibri" w:eastAsia="Calibri" w:hAnsi="Calibri"/>
           <w:b/>
           <w:bCs/>
-          <w:color w:val="F59316"/>
+          <w:color w:val="39A900"/>
           <w:sz w:val="24"/>
           <w:szCs w:val="24"/>
         </w:rPr>
@@ -2389,7 +2389,7 @@
           <w:bCs/>
           <w:i w:val="false"/>
           <w:iCs w:val="false"/>
-          <w:color w:val="1C2B3C"/>
+          <w:color w:val="0B2E45"/>
           <w:sz w:val="20"/>
           <w:szCs w:val="20"/>
         </w:rPr>
@@ -2408,7 +2408,7 @@
           <w:bCs/>
           <w:i w:val="false"/>
           <w:iCs w:val="false"/>
-          <w:color w:val="1C2B3C"/>
+          <w:color w:val="0B2E45"/>
           <w:sz w:val="20"/>
           <w:szCs w:val="20"/>
         </w:rPr>
@@ -2424,7 +2424,7 @@
           <w:rFonts w:ascii="Calibri" w:cs="Calibri" w:eastAsia="Calibri" w:hAnsi="Calibri"/>
           <w:b/>
           <w:bCs/>
-          <w:color w:val="F59316"/>
+          <w:color w:val="39A900"/>
           <w:sz w:val="24"/>
           <w:szCs w:val="24"/>
         </w:rPr>
@@ -2440,7 +2440,7 @@
           <w:rFonts w:ascii="Calibri" w:cs="Calibri" w:eastAsia="Calibri" w:hAnsi="Calibri"/>
           <w:b/>
           <w:bCs/>
-          <w:color w:val="1C2B3C"/>
+          <w:color w:val="0B2E45"/>
           <w:sz w:val="20"/>
           <w:szCs w:val="20"/>
         </w:rPr>
@@ -2464,7 +2464,7 @@
           <w:rFonts w:ascii="Calibri" w:cs="Calibri" w:eastAsia="Calibri" w:hAnsi="Calibri"/>
           <w:b/>
           <w:bCs/>
-          <w:color w:val="1C2B3C"/>
+          <w:color w:val="0B2E45"/>
           <w:sz w:val="20"/>
           <w:szCs w:val="20"/>
         </w:rPr>
@@ -2488,7 +2488,7 @@
           <w:rFonts w:ascii="Calibri" w:cs="Calibri" w:eastAsia="Calibri" w:hAnsi="Calibri"/>
           <w:b/>
           <w:bCs/>
-          <w:color w:val="1C2B3C"/>
+          <w:color w:val="0B2E45"/>
           <w:sz w:val="20"/>
           <w:szCs w:val="20"/>
         </w:rPr>
@@ -2512,7 +2512,7 @@
           <w:rFonts w:ascii="Calibri" w:cs="Calibri" w:eastAsia="Calibri" w:hAnsi="Calibri"/>
           <w:b/>
           <w:bCs/>
-          <w:color w:val="F59316"/>
+          <w:color w:val="39A900"/>
           <w:sz w:val="24"/>
           <w:szCs w:val="24"/>
         </w:rPr>
@@ -2618,7 +2618,7 @@
           <w:rFonts w:ascii="Calibri" w:cs="Calibri" w:eastAsia="Calibri" w:hAnsi="Calibri"/>
           <w:b/>
           <w:bCs/>
-          <w:color w:val="F59316"/>
+          <w:color w:val="39A900"/>
           <w:sz w:val="24"/>
           <w:szCs w:val="24"/>
         </w:rPr>
@@ -2637,7 +2637,7 @@
           <w:bCs/>
           <w:i w:val="false"/>
           <w:iCs w:val="false"/>
-          <w:color w:val="F59316"/>
+          <w:color w:val="39A900"/>
           <w:sz w:val="20"/>
           <w:szCs w:val="20"/>
         </w:rPr>
@@ -2653,7 +2653,7 @@
           <w:rFonts w:ascii="Calibri" w:cs="Calibri" w:eastAsia="Calibri" w:hAnsi="Calibri"/>
           <w:b/>
           <w:bCs/>
-          <w:color w:val="1C2B3C"/>
+          <w:color w:val="0B2E45"/>
           <w:sz w:val="20"/>
           <w:szCs w:val="20"/>
         </w:rPr>
@@ -2677,7 +2677,7 @@
           <w:rFonts w:ascii="Calibri" w:cs="Calibri" w:eastAsia="Calibri" w:hAnsi="Calibri"/>
           <w:b/>
           <w:bCs/>
-          <w:color w:val="1C2B3C"/>
+          <w:color w:val="0B2E45"/>
           <w:sz w:val="22"/>
           <w:szCs w:val="22"/>
         </w:rPr>
@@ -2759,7 +2759,7 @@
             <w:tcW w:type="dxa" w:w="10080"/>
             <w:tcBorders>
               <w:top w:val="none" w:sz="0"/>
-              <w:left w:val="single" w:color="F59316" w:sz="24"/>
+              <w:left w:val="single" w:color="39A900" w:sz="24"/>
               <w:bottom w:val="none" w:sz="0"/>
               <w:right w:val="none" w:sz="0"/>
             </w:tcBorders>
@@ -2780,7 +2780,7 @@
                 <w:rFonts w:ascii="Calibri" w:cs="Calibri" w:eastAsia="Calibri" w:hAnsi="Calibri"/>
                 <w:b/>
                 <w:bCs/>
-                <w:color w:val="F59316"/>
+                <w:color w:val="39A900"/>
                 <w:sz w:val="18"/>
                 <w:szCs w:val="18"/>
               </w:rPr>
@@ -2796,7 +2796,7 @@
                 <w:rFonts w:ascii="Calibri" w:cs="Calibri" w:eastAsia="Calibri" w:hAnsi="Calibri"/>
                 <w:i/>
                 <w:iCs/>
-                <w:color w:val="1C2B3C"/>
+                <w:color w:val="0B2E45"/>
                 <w:sz w:val="18"/>
                 <w:szCs w:val="18"/>
               </w:rPr>
@@ -2816,7 +2816,7 @@
           <w:rFonts w:ascii="Calibri" w:cs="Calibri" w:eastAsia="Calibri" w:hAnsi="Calibri"/>
           <w:b/>
           <w:bCs/>
-          <w:color w:val="1C2B3C"/>
+          <w:color w:val="0B2E45"/>
           <w:sz w:val="22"/>
           <w:szCs w:val="22"/>
         </w:rPr>
@@ -2922,7 +2922,7 @@
           <w:rFonts w:ascii="Calibri" w:cs="Calibri" w:eastAsia="Calibri" w:hAnsi="Calibri"/>
           <w:b/>
           <w:bCs/>
-          <w:color w:val="1C2B3C"/>
+          <w:color w:val="0B2E45"/>
           <w:sz w:val="20"/>
           <w:szCs w:val="20"/>
         </w:rPr>
@@ -2946,7 +2946,7 @@
           <w:rFonts w:ascii="Calibri" w:cs="Calibri" w:eastAsia="Calibri" w:hAnsi="Calibri"/>
           <w:b/>
           <w:bCs/>
-          <w:color w:val="F59316"/>
+          <w:color w:val="39A900"/>
           <w:sz w:val="24"/>
           <w:szCs w:val="24"/>
         </w:rPr>
@@ -2980,7 +2980,7 @@
           <w:rFonts w:ascii="Calibri" w:cs="Calibri" w:eastAsia="Calibri" w:hAnsi="Calibri"/>
           <w:b/>
           <w:bCs/>
-          <w:color w:val="1C2B3C"/>
+          <w:color w:val="0B2E45"/>
           <w:sz w:val="22"/>
           <w:szCs w:val="22"/>
         </w:rPr>
@@ -3050,7 +3050,7 @@
           <w:rFonts w:ascii="Calibri" w:cs="Calibri" w:eastAsia="Calibri" w:hAnsi="Calibri"/>
           <w:b/>
           <w:bCs/>
-          <w:color w:val="1C2B3C"/>
+          <w:color w:val="0B2E45"/>
           <w:sz w:val="22"/>
           <w:szCs w:val="22"/>
         </w:rPr>
@@ -3156,7 +3156,7 @@
           <w:rFonts w:ascii="Calibri" w:cs="Calibri" w:eastAsia="Calibri" w:hAnsi="Calibri"/>
           <w:b/>
           <w:bCs/>
-          <w:color w:val="1C2B3C"/>
+          <w:color w:val="0B2E45"/>
           <w:sz w:val="22"/>
           <w:szCs w:val="22"/>
         </w:rPr>
@@ -3262,7 +3262,7 @@
           <w:rFonts w:ascii="Calibri" w:cs="Calibri" w:eastAsia="Calibri" w:hAnsi="Calibri"/>
           <w:b/>
           <w:bCs/>
-          <w:color w:val="F59316"/>
+          <w:color w:val="39A900"/>
           <w:sz w:val="24"/>
           <w:szCs w:val="24"/>
         </w:rPr>
@@ -3296,7 +3296,7 @@
           <w:rFonts w:ascii="Calibri" w:cs="Calibri" w:eastAsia="Calibri" w:hAnsi="Calibri"/>
           <w:b/>
           <w:bCs/>
-          <w:color w:val="1C2B3C"/>
+          <w:color w:val="0B2E45"/>
           <w:sz w:val="20"/>
           <w:szCs w:val="20"/>
         </w:rPr>
@@ -3320,7 +3320,7 @@
           <w:rFonts w:ascii="Calibri" w:cs="Calibri" w:eastAsia="Calibri" w:hAnsi="Calibri"/>
           <w:b/>
           <w:bCs/>
-          <w:color w:val="1C2B3C"/>
+          <w:color w:val="0B2E45"/>
           <w:sz w:val="20"/>
           <w:szCs w:val="20"/>
         </w:rPr>
@@ -3344,7 +3344,7 @@
           <w:rFonts w:ascii="Calibri" w:cs="Calibri" w:eastAsia="Calibri" w:hAnsi="Calibri"/>
           <w:b/>
           <w:bCs/>
-          <w:color w:val="1C2B3C"/>
+          <w:color w:val="0B2E45"/>
           <w:sz w:val="22"/>
           <w:szCs w:val="22"/>
         </w:rPr>
@@ -3486,7 +3486,7 @@
           <w:rFonts w:ascii="Calibri" w:cs="Calibri" w:eastAsia="Calibri" w:hAnsi="Calibri"/>
           <w:b/>
           <w:bCs/>
-          <w:color w:val="1C2B3C"/>
+          <w:color w:val="0B2E45"/>
           <w:sz w:val="22"/>
           <w:szCs w:val="22"/>
         </w:rPr>
@@ -3592,7 +3592,7 @@
           <w:rFonts w:ascii="Calibri" w:cs="Calibri" w:eastAsia="Calibri" w:hAnsi="Calibri"/>
           <w:b/>
           <w:bCs/>
-          <w:color w:val="1C2B3C"/>
+          <w:color w:val="0B2E45"/>
           <w:sz w:val="22"/>
           <w:szCs w:val="22"/>
         </w:rPr>
@@ -3770,7 +3770,7 @@
           <w:rFonts w:ascii="Calibri" w:cs="Calibri" w:eastAsia="Calibri" w:hAnsi="Calibri"/>
           <w:b/>
           <w:bCs/>
-          <w:color w:val="F59316"/>
+          <w:color w:val="39A900"/>
           <w:sz w:val="24"/>
           <w:szCs w:val="24"/>
         </w:rPr>
@@ -3798,7 +3798,7 @@
             <w:tcW w:type="dxa" w:w="10080"/>
             <w:tcBorders>
               <w:top w:val="none" w:sz="0"/>
-              <w:left w:val="single" w:color="F59316" w:sz="24"/>
+              <w:left w:val="single" w:color="39A900" w:sz="24"/>
               <w:bottom w:val="none" w:sz="0"/>
               <w:right w:val="none" w:sz="0"/>
             </w:tcBorders>
@@ -3819,7 +3819,7 @@
                 <w:rFonts w:ascii="Calibri" w:cs="Calibri" w:eastAsia="Calibri" w:hAnsi="Calibri"/>
                 <w:b/>
                 <w:bCs/>
-                <w:color w:val="F59316"/>
+                <w:color w:val="39A900"/>
                 <w:sz w:val="18"/>
                 <w:szCs w:val="18"/>
               </w:rPr>
@@ -3835,7 +3835,7 @@
                 <w:rFonts w:ascii="Calibri" w:cs="Calibri" w:eastAsia="Calibri" w:hAnsi="Calibri"/>
                 <w:i/>
                 <w:iCs/>
-                <w:color w:val="1C2B3C"/>
+                <w:color w:val="0B2E45"/>
                 <w:sz w:val="18"/>
                 <w:szCs w:val="18"/>
               </w:rPr>
@@ -3866,7 +3866,7 @@
             <w:tcW w:type="dxa" w:w="10080"/>
             <w:tcBorders>
               <w:top w:val="none" w:sz="0"/>
-              <w:left w:val="single" w:color="F59316" w:sz="24"/>
+              <w:left w:val="single" w:color="39A900" w:sz="24"/>
               <w:bottom w:val="none" w:sz="0"/>
               <w:right w:val="none" w:sz="0"/>
             </w:tcBorders>
@@ -3887,7 +3887,7 @@
                 <w:rFonts w:ascii="Calibri" w:cs="Calibri" w:eastAsia="Calibri" w:hAnsi="Calibri"/>
                 <w:b/>
                 <w:bCs/>
-                <w:color w:val="F59316"/>
+                <w:color w:val="39A900"/>
                 <w:sz w:val="18"/>
                 <w:szCs w:val="18"/>
               </w:rPr>
@@ -3903,7 +3903,7 @@
                 <w:rFonts w:ascii="Calibri" w:cs="Calibri" w:eastAsia="Calibri" w:hAnsi="Calibri"/>
                 <w:i/>
                 <w:iCs/>
-                <w:color w:val="1C2B3C"/>
+                <w:color w:val="0B2E45"/>
                 <w:sz w:val="18"/>
                 <w:szCs w:val="18"/>
               </w:rPr>
@@ -3934,7 +3934,7 @@
             <w:tcW w:type="dxa" w:w="10080"/>
             <w:tcBorders>
               <w:top w:val="none" w:sz="0"/>
-              <w:left w:val="single" w:color="F59316" w:sz="24"/>
+              <w:left w:val="single" w:color="39A900" w:sz="24"/>
               <w:bottom w:val="none" w:sz="0"/>
               <w:right w:val="none" w:sz="0"/>
             </w:tcBorders>
@@ -3955,7 +3955,7 @@
                 <w:rFonts w:ascii="Calibri" w:cs="Calibri" w:eastAsia="Calibri" w:hAnsi="Calibri"/>
                 <w:b/>
                 <w:bCs/>
-                <w:color w:val="F59316"/>
+                <w:color w:val="39A900"/>
                 <w:sz w:val="18"/>
                 <w:szCs w:val="18"/>
               </w:rPr>
@@ -3971,7 +3971,7 @@
                 <w:rFonts w:ascii="Calibri" w:cs="Calibri" w:eastAsia="Calibri" w:hAnsi="Calibri"/>
                 <w:i/>
                 <w:iCs/>
-                <w:color w:val="1C2B3C"/>
+                <w:color w:val="0B2E45"/>
                 <w:sz w:val="18"/>
                 <w:szCs w:val="18"/>
               </w:rPr>
@@ -4002,7 +4002,7 @@
             <w:tcW w:type="dxa" w:w="10080"/>
             <w:tcBorders>
               <w:top w:val="none" w:sz="0"/>
-              <w:left w:val="single" w:color="F59316" w:sz="24"/>
+              <w:left w:val="single" w:color="39A900" w:sz="24"/>
               <w:bottom w:val="none" w:sz="0"/>
               <w:right w:val="none" w:sz="0"/>
             </w:tcBorders>
@@ -4023,7 +4023,7 @@
                 <w:rFonts w:ascii="Calibri" w:cs="Calibri" w:eastAsia="Calibri" w:hAnsi="Calibri"/>
                 <w:b/>
                 <w:bCs/>
-                <w:color w:val="F59316"/>
+                <w:color w:val="39A900"/>
                 <w:sz w:val="18"/>
                 <w:szCs w:val="18"/>
               </w:rPr>
@@ -4039,7 +4039,7 @@
                 <w:rFonts w:ascii="Calibri" w:cs="Calibri" w:eastAsia="Calibri" w:hAnsi="Calibri"/>
                 <w:i/>
                 <w:iCs/>
-                <w:color w:val="1C2B3C"/>
+                <w:color w:val="0B2E45"/>
                 <w:sz w:val="18"/>
                 <w:szCs w:val="18"/>
               </w:rPr>
@@ -4070,7 +4070,7 @@
             <w:tcW w:type="dxa" w:w="10080"/>
             <w:tcBorders>
               <w:top w:val="none" w:sz="0"/>
-              <w:left w:val="single" w:color="F59316" w:sz="24"/>
+              <w:left w:val="single" w:color="39A900" w:sz="24"/>
               <w:bottom w:val="none" w:sz="0"/>
               <w:right w:val="none" w:sz="0"/>
             </w:tcBorders>
@@ -4091,7 +4091,7 @@
                 <w:rFonts w:ascii="Calibri" w:cs="Calibri" w:eastAsia="Calibri" w:hAnsi="Calibri"/>
                 <w:b/>
                 <w:bCs/>
-                <w:color w:val="F59316"/>
+                <w:color w:val="39A900"/>
                 <w:sz w:val="18"/>
                 <w:szCs w:val="18"/>
               </w:rPr>
@@ -4107,7 +4107,7 @@
                 <w:rFonts w:ascii="Calibri" w:cs="Calibri" w:eastAsia="Calibri" w:hAnsi="Calibri"/>
                 <w:i/>
                 <w:iCs/>
-                <w:color w:val="1C2B3C"/>
+                <w:color w:val="0B2E45"/>
                 <w:sz w:val="18"/>
                 <w:szCs w:val="18"/>
               </w:rPr>
@@ -4120,7 +4120,7 @@
     <w:p>
       <w:pPr>
         <w:pBdr>
-          <w:bottom w:val="single" w:color="F59316" w:sz="18" w:space="2"/>
+          <w:bottom w:val="single" w:color="39A900" w:sz="18" w:space="2"/>
         </w:pBdr>
         <w:spacing w:after="180" w:before="240"/>
       </w:pPr>
@@ -4129,7 +4129,7 @@
           <w:rFonts w:ascii="Calibri" w:cs="Calibri" w:eastAsia="Calibri" w:hAnsi="Calibri"/>
           <w:b/>
           <w:bCs/>
-          <w:color w:val="1C2B3C"/>
+          <w:color w:val="0B2E45"/>
           <w:sz w:val="36"/>
           <w:szCs w:val="36"/>
         </w:rPr>
@@ -4148,7 +4148,7 @@
           <w:bCs/>
           <w:i w:val="false"/>
           <w:iCs w:val="false"/>
-          <w:color w:val="1C2B3C"/>
+          <w:color w:val="0B2E45"/>
           <w:sz w:val="26"/>
           <w:szCs w:val="26"/>
         </w:rPr>
@@ -4180,7 +4180,7 @@
           <w:rFonts w:ascii="Calibri" w:cs="Calibri" w:eastAsia="Calibri" w:hAnsi="Calibri"/>
           <w:b/>
           <w:bCs/>
-          <w:color w:val="1C2B3C"/>
+          <w:color w:val="0B2E45"/>
           <w:sz w:val="22"/>
           <w:szCs w:val="22"/>
         </w:rPr>
@@ -4268,7 +4268,7 @@
           <w:rFonts w:ascii="Calibri" w:cs="Calibri" w:eastAsia="Calibri" w:hAnsi="Calibri"/>
           <w:b/>
           <w:bCs/>
-          <w:color w:val="F59316"/>
+          <w:color w:val="39A900"/>
           <w:sz w:val="24"/>
           <w:szCs w:val="24"/>
         </w:rPr>
@@ -4284,7 +4284,7 @@
           <w:rFonts w:ascii="Calibri" w:cs="Calibri" w:eastAsia="Calibri" w:hAnsi="Calibri"/>
           <w:b/>
           <w:bCs/>
-          <w:color w:val="1C2B3C"/>
+          <w:color w:val="0B2E45"/>
           <w:sz w:val="22"/>
           <w:szCs w:val="22"/>
         </w:rPr>
@@ -4300,7 +4300,7 @@
           <w:rFonts w:ascii="Calibri" w:cs="Calibri" w:eastAsia="Calibri" w:hAnsi="Calibri"/>
           <w:b/>
           <w:bCs/>
-          <w:color w:val="1C2B3C"/>
+          <w:color w:val="0B2E45"/>
           <w:sz w:val="20"/>
           <w:szCs w:val="20"/>
         </w:rPr>
@@ -4324,7 +4324,7 @@
           <w:rFonts w:ascii="Calibri" w:cs="Calibri" w:eastAsia="Calibri" w:hAnsi="Calibri"/>
           <w:b/>
           <w:bCs/>
-          <w:color w:val="1C2B3C"/>
+          <w:color w:val="0B2E45"/>
           <w:sz w:val="20"/>
           <w:szCs w:val="20"/>
         </w:rPr>
@@ -4359,7 +4359,7 @@
         <w:tc>
           <w:tcPr>
             <w:tcW w:type="dxa" w:w="1800"/>
-            <w:shd w:fill="1C2B3C" w:color="auto" w:val="clear"/>
+            <w:shd w:fill="0B2E45" w:color="auto" w:val="clear"/>
             <w:tcMar>
               <w:top w:type="dxa" w:w="100"/>
               <w:left w:type="dxa" w:w="120"/>
@@ -4387,7 +4387,7 @@
         <w:tc>
           <w:tcPr>
             <w:tcW w:type="dxa" w:w="8280"/>
-            <w:shd w:fill="1C2B3C" w:color="auto" w:val="clear"/>
+            <w:shd w:fill="0B2E45" w:color="auto" w:val="clear"/>
             <w:tcMar>
               <w:top w:type="dxa" w:w="100"/>
               <w:left w:type="dxa" w:w="120"/>
@@ -4606,7 +4606,7 @@
           <w:rFonts w:ascii="Calibri" w:cs="Calibri" w:eastAsia="Calibri" w:hAnsi="Calibri"/>
           <w:b/>
           <w:bCs/>
-          <w:color w:val="1C2B3C"/>
+          <w:color w:val="0B2E45"/>
           <w:sz w:val="22"/>
           <w:szCs w:val="22"/>
         </w:rPr>
@@ -4622,7 +4622,7 @@
           <w:rFonts w:ascii="Calibri" w:cs="Calibri" w:eastAsia="Calibri" w:hAnsi="Calibri"/>
           <w:b/>
           <w:bCs/>
-          <w:color w:val="1C2B3C"/>
+          <w:color w:val="0B2E45"/>
           <w:sz w:val="20"/>
           <w:szCs w:val="20"/>
         </w:rPr>
@@ -4646,7 +4646,7 @@
           <w:rFonts w:ascii="Calibri" w:cs="Calibri" w:eastAsia="Calibri" w:hAnsi="Calibri"/>
           <w:b/>
           <w:bCs/>
-          <w:color w:val="1C2B3C"/>
+          <w:color w:val="0B2E45"/>
           <w:sz w:val="20"/>
           <w:szCs w:val="20"/>
         </w:rPr>
@@ -4681,7 +4681,7 @@
         <w:tc>
           <w:tcPr>
             <w:tcW w:type="dxa" w:w="1800"/>
-            <w:shd w:fill="1C2B3C" w:color="auto" w:val="clear"/>
+            <w:shd w:fill="0B2E45" w:color="auto" w:val="clear"/>
             <w:tcMar>
               <w:top w:type="dxa" w:w="100"/>
               <w:left w:type="dxa" w:w="120"/>
@@ -4709,7 +4709,7 @@
         <w:tc>
           <w:tcPr>
             <w:tcW w:type="dxa" w:w="8280"/>
-            <w:shd w:fill="1C2B3C" w:color="auto" w:val="clear"/>
+            <w:shd w:fill="0B2E45" w:color="auto" w:val="clear"/>
             <w:tcMar>
               <w:top w:type="dxa" w:w="100"/>
               <w:left w:type="dxa" w:w="120"/>
@@ -4928,7 +4928,7 @@
           <w:rFonts w:ascii="Calibri" w:cs="Calibri" w:eastAsia="Calibri" w:hAnsi="Calibri"/>
           <w:b/>
           <w:bCs/>
-          <w:color w:val="1C2B3C"/>
+          <w:color w:val="0B2E45"/>
           <w:sz w:val="22"/>
           <w:szCs w:val="22"/>
         </w:rPr>
@@ -4944,7 +4944,7 @@
           <w:rFonts w:ascii="Calibri" w:cs="Calibri" w:eastAsia="Calibri" w:hAnsi="Calibri"/>
           <w:b/>
           <w:bCs/>
-          <w:color w:val="1C2B3C"/>
+          <w:color w:val="0B2E45"/>
           <w:sz w:val="20"/>
           <w:szCs w:val="20"/>
         </w:rPr>
@@ -4968,7 +4968,7 @@
           <w:rFonts w:ascii="Calibri" w:cs="Calibri" w:eastAsia="Calibri" w:hAnsi="Calibri"/>
           <w:b/>
           <w:bCs/>
-          <w:color w:val="1C2B3C"/>
+          <w:color w:val="0B2E45"/>
           <w:sz w:val="20"/>
           <w:szCs w:val="20"/>
         </w:rPr>
@@ -5003,7 +5003,7 @@
         <w:tc>
           <w:tcPr>
             <w:tcW w:type="dxa" w:w="1800"/>
-            <w:shd w:fill="1C2B3C" w:color="auto" w:val="clear"/>
+            <w:shd w:fill="0B2E45" w:color="auto" w:val="clear"/>
             <w:tcMar>
               <w:top w:type="dxa" w:w="100"/>
               <w:left w:type="dxa" w:w="120"/>
@@ -5031,7 +5031,7 @@
         <w:tc>
           <w:tcPr>
             <w:tcW w:type="dxa" w:w="8280"/>
-            <w:shd w:fill="1C2B3C" w:color="auto" w:val="clear"/>
+            <w:shd w:fill="0B2E45" w:color="auto" w:val="clear"/>
             <w:tcMar>
               <w:top w:type="dxa" w:w="100"/>
               <w:left w:type="dxa" w:w="120"/>
@@ -5250,7 +5250,7 @@
           <w:rFonts w:ascii="Calibri" w:cs="Calibri" w:eastAsia="Calibri" w:hAnsi="Calibri"/>
           <w:b/>
           <w:bCs/>
-          <w:color w:val="1C2B3C"/>
+          <w:color w:val="0B2E45"/>
           <w:sz w:val="22"/>
           <w:szCs w:val="22"/>
         </w:rPr>
@@ -5266,7 +5266,7 @@
           <w:rFonts w:ascii="Calibri" w:cs="Calibri" w:eastAsia="Calibri" w:hAnsi="Calibri"/>
           <w:b/>
           <w:bCs/>
-          <w:color w:val="1C2B3C"/>
+          <w:color w:val="0B2E45"/>
           <w:sz w:val="20"/>
           <w:szCs w:val="20"/>
         </w:rPr>
@@ -5290,7 +5290,7 @@
           <w:rFonts w:ascii="Calibri" w:cs="Calibri" w:eastAsia="Calibri" w:hAnsi="Calibri"/>
           <w:b/>
           <w:bCs/>
-          <w:color w:val="1C2B3C"/>
+          <w:color w:val="0B2E45"/>
           <w:sz w:val="20"/>
           <w:szCs w:val="20"/>
         </w:rPr>
@@ -5325,7 +5325,7 @@
         <w:tc>
           <w:tcPr>
             <w:tcW w:type="dxa" w:w="1800"/>
-            <w:shd w:fill="1C2B3C" w:color="auto" w:val="clear"/>
+            <w:shd w:fill="0B2E45" w:color="auto" w:val="clear"/>
             <w:tcMar>
               <w:top w:type="dxa" w:w="100"/>
               <w:left w:type="dxa" w:w="120"/>
@@ -5353,7 +5353,7 @@
         <w:tc>
           <w:tcPr>
             <w:tcW w:type="dxa" w:w="8280"/>
-            <w:shd w:fill="1C2B3C" w:color="auto" w:val="clear"/>
+            <w:shd w:fill="0B2E45" w:color="auto" w:val="clear"/>
             <w:tcMar>
               <w:top w:type="dxa" w:w="100"/>
               <w:left w:type="dxa" w:w="120"/>
@@ -5572,7 +5572,7 @@
           <w:rFonts w:ascii="Calibri" w:cs="Calibri" w:eastAsia="Calibri" w:hAnsi="Calibri"/>
           <w:b/>
           <w:bCs/>
-          <w:color w:val="1C2B3C"/>
+          <w:color w:val="0B2E45"/>
           <w:sz w:val="22"/>
           <w:szCs w:val="22"/>
         </w:rPr>
@@ -5588,7 +5588,7 @@
           <w:rFonts w:ascii="Calibri" w:cs="Calibri" w:eastAsia="Calibri" w:hAnsi="Calibri"/>
           <w:b/>
           <w:bCs/>
-          <w:color w:val="1C2B3C"/>
+          <w:color w:val="0B2E45"/>
           <w:sz w:val="20"/>
           <w:szCs w:val="20"/>
         </w:rPr>
@@ -5612,7 +5612,7 @@
           <w:rFonts w:ascii="Calibri" w:cs="Calibri" w:eastAsia="Calibri" w:hAnsi="Calibri"/>
           <w:b/>
           <w:bCs/>
-          <w:color w:val="1C2B3C"/>
+          <w:color w:val="0B2E45"/>
           <w:sz w:val="20"/>
           <w:szCs w:val="20"/>
         </w:rPr>
@@ -5647,7 +5647,7 @@
         <w:tc>
           <w:tcPr>
             <w:tcW w:type="dxa" w:w="1800"/>
-            <w:shd w:fill="1C2B3C" w:color="auto" w:val="clear"/>
+            <w:shd w:fill="0B2E45" w:color="auto" w:val="clear"/>
             <w:tcMar>
               <w:top w:type="dxa" w:w="100"/>
               <w:left w:type="dxa" w:w="120"/>
@@ -5675,7 +5675,7 @@
         <w:tc>
           <w:tcPr>
             <w:tcW w:type="dxa" w:w="8280"/>
-            <w:shd w:fill="1C2B3C" w:color="auto" w:val="clear"/>
+            <w:shd w:fill="0B2E45" w:color="auto" w:val="clear"/>
             <w:tcMar>
               <w:top w:type="dxa" w:w="100"/>
               <w:left w:type="dxa" w:w="120"/>
@@ -5897,7 +5897,7 @@
           <w:bCs/>
           <w:i w:val="false"/>
           <w:iCs w:val="false"/>
-          <w:color w:val="F59316"/>
+          <w:color w:val="39A900"/>
           <w:sz w:val="20"/>
           <w:szCs w:val="20"/>
         </w:rPr>
@@ -5907,7 +5907,7 @@
     <w:p>
       <w:pPr>
         <w:pBdr>
-          <w:bottom w:val="single" w:color="F59316" w:sz="18" w:space="2"/>
+          <w:bottom w:val="single" w:color="39A900" w:sz="18" w:space="2"/>
         </w:pBdr>
         <w:spacing w:after="180" w:before="240"/>
       </w:pPr>
@@ -5916,7 +5916,7 @@
           <w:rFonts w:ascii="Calibri" w:cs="Calibri" w:eastAsia="Calibri" w:hAnsi="Calibri"/>
           <w:b/>
           <w:bCs/>
-          <w:color w:val="1C2B3C"/>
+          <w:color w:val="0B2E45"/>
           <w:sz w:val="36"/>
           <w:szCs w:val="36"/>
         </w:rPr>
@@ -5935,7 +5935,7 @@
           <w:bCs/>
           <w:i w:val="false"/>
           <w:iCs w:val="false"/>
-          <w:color w:val="1C2B3C"/>
+          <w:color w:val="0B2E45"/>
           <w:sz w:val="26"/>
           <w:szCs w:val="26"/>
         </w:rPr>
@@ -5967,7 +5967,7 @@
           <w:rFonts w:ascii="Calibri" w:cs="Calibri" w:eastAsia="Calibri" w:hAnsi="Calibri"/>
           <w:b/>
           <w:bCs/>
-          <w:color w:val="1C2B3C"/>
+          <w:color w:val="0B2E45"/>
           <w:sz w:val="22"/>
           <w:szCs w:val="22"/>
         </w:rPr>
@@ -6055,7 +6055,7 @@
           <w:rFonts w:ascii="Calibri" w:cs="Calibri" w:eastAsia="Calibri" w:hAnsi="Calibri"/>
           <w:b/>
           <w:bCs/>
-          <w:color w:val="1C2B3C"/>
+          <w:color w:val="0B2E45"/>
           <w:sz w:val="22"/>
           <w:szCs w:val="22"/>
         </w:rPr>
@@ -6071,7 +6071,7 @@
           <w:rFonts w:ascii="Calibri" w:cs="Calibri" w:eastAsia="Calibri" w:hAnsi="Calibri"/>
           <w:b/>
           <w:bCs/>
-          <w:color w:val="1C2B3C"/>
+          <w:color w:val="0B2E45"/>
           <w:sz w:val="20"/>
           <w:szCs w:val="20"/>
         </w:rPr>
@@ -6095,7 +6095,7 @@
           <w:rFonts w:ascii="Calibri" w:cs="Calibri" w:eastAsia="Calibri" w:hAnsi="Calibri"/>
           <w:b/>
           <w:bCs/>
-          <w:color w:val="1C2B3C"/>
+          <w:color w:val="0B2E45"/>
           <w:sz w:val="20"/>
           <w:szCs w:val="20"/>
         </w:rPr>
@@ -6130,7 +6130,7 @@
         <w:tc>
           <w:tcPr>
             <w:tcW w:type="dxa" w:w="1800"/>
-            <w:shd w:fill="1C2B3C" w:color="auto" w:val="clear"/>
+            <w:shd w:fill="0B2E45" w:color="auto" w:val="clear"/>
             <w:tcMar>
               <w:top w:type="dxa" w:w="100"/>
               <w:left w:type="dxa" w:w="120"/>
@@ -6158,7 +6158,7 @@
         <w:tc>
           <w:tcPr>
             <w:tcW w:type="dxa" w:w="8280"/>
-            <w:shd w:fill="1C2B3C" w:color="auto" w:val="clear"/>
+            <w:shd w:fill="0B2E45" w:color="auto" w:val="clear"/>
             <w:tcMar>
               <w:top w:type="dxa" w:w="100"/>
               <w:left w:type="dxa" w:w="120"/>
@@ -6438,7 +6438,7 @@
           <w:rFonts w:ascii="Calibri" w:cs="Calibri" w:eastAsia="Calibri" w:hAnsi="Calibri"/>
           <w:b/>
           <w:bCs/>
-          <w:color w:val="1C2B3C"/>
+          <w:color w:val="0B2E45"/>
           <w:sz w:val="22"/>
           <w:szCs w:val="22"/>
         </w:rPr>
@@ -6454,7 +6454,7 @@
           <w:rFonts w:ascii="Calibri" w:cs="Calibri" w:eastAsia="Calibri" w:hAnsi="Calibri"/>
           <w:b/>
           <w:bCs/>
-          <w:color w:val="1C2B3C"/>
+          <w:color w:val="0B2E45"/>
           <w:sz w:val="20"/>
           <w:szCs w:val="20"/>
         </w:rPr>
@@ -6478,7 +6478,7 @@
           <w:rFonts w:ascii="Calibri" w:cs="Calibri" w:eastAsia="Calibri" w:hAnsi="Calibri"/>
           <w:b/>
           <w:bCs/>
-          <w:color w:val="1C2B3C"/>
+          <w:color w:val="0B2E45"/>
           <w:sz w:val="20"/>
           <w:szCs w:val="20"/>
         </w:rPr>
@@ -6513,7 +6513,7 @@
         <w:tc>
           <w:tcPr>
             <w:tcW w:type="dxa" w:w="1800"/>
-            <w:shd w:fill="1C2B3C" w:color="auto" w:val="clear"/>
+            <w:shd w:fill="0B2E45" w:color="auto" w:val="clear"/>
             <w:tcMar>
               <w:top w:type="dxa" w:w="100"/>
               <w:left w:type="dxa" w:w="120"/>
@@ -6541,7 +6541,7 @@
         <w:tc>
           <w:tcPr>
             <w:tcW w:type="dxa" w:w="8280"/>
-            <w:shd w:fill="1C2B3C" w:color="auto" w:val="clear"/>
+            <w:shd w:fill="0B2E45" w:color="auto" w:val="clear"/>
             <w:tcMar>
               <w:top w:type="dxa" w:w="100"/>
               <w:left w:type="dxa" w:w="120"/>
@@ -6821,7 +6821,7 @@
           <w:rFonts w:ascii="Calibri" w:cs="Calibri" w:eastAsia="Calibri" w:hAnsi="Calibri"/>
           <w:b/>
           <w:bCs/>
-          <w:color w:val="1C2B3C"/>
+          <w:color w:val="0B2E45"/>
           <w:sz w:val="22"/>
           <w:szCs w:val="22"/>
         </w:rPr>
@@ -6837,7 +6837,7 @@
           <w:rFonts w:ascii="Calibri" w:cs="Calibri" w:eastAsia="Calibri" w:hAnsi="Calibri"/>
           <w:b/>
           <w:bCs/>
-          <w:color w:val="1C2B3C"/>
+          <w:color w:val="0B2E45"/>
           <w:sz w:val="20"/>
           <w:szCs w:val="20"/>
         </w:rPr>
@@ -6861,7 +6861,7 @@
           <w:rFonts w:ascii="Calibri" w:cs="Calibri" w:eastAsia="Calibri" w:hAnsi="Calibri"/>
           <w:b/>
           <w:bCs/>
-          <w:color w:val="1C2B3C"/>
+          <w:color w:val="0B2E45"/>
           <w:sz w:val="20"/>
           <w:szCs w:val="20"/>
         </w:rPr>
@@ -6896,7 +6896,7 @@
         <w:tc>
           <w:tcPr>
             <w:tcW w:type="dxa" w:w="1800"/>
-            <w:shd w:fill="1C2B3C" w:color="auto" w:val="clear"/>
+            <w:shd w:fill="0B2E45" w:color="auto" w:val="clear"/>
             <w:tcMar>
               <w:top w:type="dxa" w:w="100"/>
               <w:left w:type="dxa" w:w="120"/>
@@ -6924,7 +6924,7 @@
         <w:tc>
           <w:tcPr>
             <w:tcW w:type="dxa" w:w="8280"/>
-            <w:shd w:fill="1C2B3C" w:color="auto" w:val="clear"/>
+            <w:shd w:fill="0B2E45" w:color="auto" w:val="clear"/>
             <w:tcMar>
               <w:top w:type="dxa" w:w="100"/>
               <w:left w:type="dxa" w:w="120"/>
@@ -7204,7 +7204,7 @@
           <w:rFonts w:ascii="Calibri" w:cs="Calibri" w:eastAsia="Calibri" w:hAnsi="Calibri"/>
           <w:b/>
           <w:bCs/>
-          <w:color w:val="1C2B3C"/>
+          <w:color w:val="0B2E45"/>
           <w:sz w:val="22"/>
           <w:szCs w:val="22"/>
         </w:rPr>
@@ -7220,7 +7220,7 @@
           <w:rFonts w:ascii="Calibri" w:cs="Calibri" w:eastAsia="Calibri" w:hAnsi="Calibri"/>
           <w:b/>
           <w:bCs/>
-          <w:color w:val="1C2B3C"/>
+          <w:color w:val="0B2E45"/>
           <w:sz w:val="20"/>
           <w:szCs w:val="20"/>
         </w:rPr>
@@ -7244,7 +7244,7 @@
           <w:rFonts w:ascii="Calibri" w:cs="Calibri" w:eastAsia="Calibri" w:hAnsi="Calibri"/>
           <w:b/>
           <w:bCs/>
-          <w:color w:val="1C2B3C"/>
+          <w:color w:val="0B2E45"/>
           <w:sz w:val="20"/>
           <w:szCs w:val="20"/>
         </w:rPr>
@@ -7279,7 +7279,7 @@
         <w:tc>
           <w:tcPr>
             <w:tcW w:type="dxa" w:w="1800"/>
-            <w:shd w:fill="1C2B3C" w:color="auto" w:val="clear"/>
+            <w:shd w:fill="0B2E45" w:color="auto" w:val="clear"/>
             <w:tcMar>
               <w:top w:type="dxa" w:w="100"/>
               <w:left w:type="dxa" w:w="120"/>
@@ -7307,7 +7307,7 @@
         <w:tc>
           <w:tcPr>
             <w:tcW w:type="dxa" w:w="8280"/>
-            <w:shd w:fill="1C2B3C" w:color="auto" w:val="clear"/>
+            <w:shd w:fill="0B2E45" w:color="auto" w:val="clear"/>
             <w:tcMar>
               <w:top w:type="dxa" w:w="100"/>
               <w:left w:type="dxa" w:w="120"/>
@@ -7587,7 +7587,7 @@
           <w:rFonts w:ascii="Calibri" w:cs="Calibri" w:eastAsia="Calibri" w:hAnsi="Calibri"/>
           <w:b/>
           <w:bCs/>
-          <w:color w:val="1C2B3C"/>
+          <w:color w:val="0B2E45"/>
           <w:sz w:val="22"/>
           <w:szCs w:val="22"/>
         </w:rPr>
@@ -7603,7 +7603,7 @@
           <w:rFonts w:ascii="Calibri" w:cs="Calibri" w:eastAsia="Calibri" w:hAnsi="Calibri"/>
           <w:b/>
           <w:bCs/>
-          <w:color w:val="1C2B3C"/>
+          <w:color w:val="0B2E45"/>
           <w:sz w:val="20"/>
           <w:szCs w:val="20"/>
         </w:rPr>
@@ -7627,7 +7627,7 @@
           <w:rFonts w:ascii="Calibri" w:cs="Calibri" w:eastAsia="Calibri" w:hAnsi="Calibri"/>
           <w:b/>
           <w:bCs/>
-          <w:color w:val="1C2B3C"/>
+          <w:color w:val="0B2E45"/>
           <w:sz w:val="20"/>
           <w:szCs w:val="20"/>
         </w:rPr>
@@ -7662,7 +7662,7 @@
         <w:tc>
           <w:tcPr>
             <w:tcW w:type="dxa" w:w="1800"/>
-            <w:shd w:fill="1C2B3C" w:color="auto" w:val="clear"/>
+            <w:shd w:fill="0B2E45" w:color="auto" w:val="clear"/>
             <w:tcMar>
               <w:top w:type="dxa" w:w="100"/>
               <w:left w:type="dxa" w:w="120"/>
@@ -7690,7 +7690,7 @@
         <w:tc>
           <w:tcPr>
             <w:tcW w:type="dxa" w:w="8280"/>
-            <w:shd w:fill="1C2B3C" w:color="auto" w:val="clear"/>
+            <w:shd w:fill="0B2E45" w:color="auto" w:val="clear"/>
             <w:tcMar>
               <w:top w:type="dxa" w:w="100"/>
               <w:left w:type="dxa" w:w="120"/>
@@ -7973,7 +7973,7 @@
           <w:bCs/>
           <w:i w:val="false"/>
           <w:iCs w:val="false"/>
-          <w:color w:val="F59316"/>
+          <w:color w:val="39A900"/>
           <w:sz w:val="20"/>
           <w:szCs w:val="20"/>
         </w:rPr>
@@ -7989,7 +7989,7 @@
           <w:rFonts w:ascii="Calibri" w:cs="Calibri" w:eastAsia="Calibri" w:hAnsi="Calibri"/>
           <w:b/>
           <w:bCs/>
-          <w:color w:val="1C2B3C"/>
+          <w:color w:val="0B2E45"/>
           <w:sz w:val="22"/>
           <w:szCs w:val="22"/>
         </w:rPr>
@@ -8005,7 +8005,7 @@
           <w:rFonts w:ascii="Calibri" w:cs="Calibri" w:eastAsia="Calibri" w:hAnsi="Calibri"/>
           <w:b/>
           <w:bCs/>
-          <w:color w:val="1C2B3C"/>
+          <w:color w:val="0B2E45"/>
           <w:sz w:val="20"/>
           <w:szCs w:val="20"/>
         </w:rPr>
@@ -8029,7 +8029,7 @@
           <w:rFonts w:ascii="Calibri" w:cs="Calibri" w:eastAsia="Calibri" w:hAnsi="Calibri"/>
           <w:b/>
           <w:bCs/>
-          <w:color w:val="1C2B3C"/>
+          <w:color w:val="0B2E45"/>
           <w:sz w:val="20"/>
           <w:szCs w:val="20"/>
         </w:rPr>
@@ -8047,7 +8047,7 @@
     <w:p>
       <w:pPr>
         <w:pBdr>
-          <w:bottom w:val="single" w:color="F59316" w:sz="18" w:space="2"/>
+          <w:bottom w:val="single" w:color="39A900" w:sz="18" w:space="2"/>
         </w:pBdr>
         <w:spacing w:after="180" w:before="240"/>
       </w:pPr>
@@ -8056,7 +8056,7 @@
           <w:rFonts w:ascii="Calibri" w:cs="Calibri" w:eastAsia="Calibri" w:hAnsi="Calibri"/>
           <w:b/>
           <w:bCs/>
-          <w:color w:val="1C2B3C"/>
+          <w:color w:val="0B2E45"/>
           <w:sz w:val="36"/>
           <w:szCs w:val="36"/>
         </w:rPr>
@@ -8075,7 +8075,7 @@
           <w:bCs/>
           <w:i w:val="false"/>
           <w:iCs w:val="false"/>
-          <w:color w:val="1C2B3C"/>
+          <w:color w:val="0B2E45"/>
           <w:sz w:val="24"/>
           <w:szCs w:val="24"/>
         </w:rPr>
@@ -8287,7 +8287,7 @@
           <w:rFonts w:ascii="Calibri" w:cs="Calibri" w:eastAsia="Calibri" w:hAnsi="Calibri"/>
           <w:b/>
           <w:bCs/>
-          <w:color w:val="1C2B3C"/>
+          <w:color w:val="0B2E45"/>
           <w:sz w:val="22"/>
           <w:szCs w:val="22"/>
         </w:rPr>
@@ -8303,7 +8303,7 @@
           <w:rFonts w:ascii="Calibri" w:cs="Calibri" w:eastAsia="Calibri" w:hAnsi="Calibri"/>
           <w:b/>
           <w:bCs/>
-          <w:color w:val="1C2B3C"/>
+          <w:color w:val="0B2E45"/>
           <w:sz w:val="20"/>
           <w:szCs w:val="20"/>
         </w:rPr>
@@ -8327,7 +8327,7 @@
           <w:rFonts w:ascii="Calibri" w:cs="Calibri" w:eastAsia="Calibri" w:hAnsi="Calibri"/>
           <w:b/>
           <w:bCs/>
-          <w:color w:val="1C2B3C"/>
+          <w:color w:val="0B2E45"/>
           <w:sz w:val="20"/>
           <w:szCs w:val="20"/>
         </w:rPr>
@@ -8345,7 +8345,7 @@
     <w:p>
       <w:pPr>
         <w:pBdr>
-          <w:bottom w:val="single" w:color="F59316" w:sz="18" w:space="2"/>
+          <w:bottom w:val="single" w:color="39A900" w:sz="18" w:space="2"/>
         </w:pBdr>
         <w:spacing w:after="180" w:before="240"/>
       </w:pPr>
@@ -8354,7 +8354,7 @@
           <w:rFonts w:ascii="Calibri" w:cs="Calibri" w:eastAsia="Calibri" w:hAnsi="Calibri"/>
           <w:b/>
           <w:bCs/>
-          <w:color w:val="1C2B3C"/>
+          <w:color w:val="0B2E45"/>
           <w:sz w:val="36"/>
           <w:szCs w:val="36"/>
         </w:rPr>
@@ -8370,7 +8370,7 @@
           <w:rFonts w:ascii="Calibri" w:cs="Calibri" w:eastAsia="Calibri" w:hAnsi="Calibri"/>
           <w:b/>
           <w:bCs/>
-          <w:color w:val="1C2B3C"/>
+          <w:color w:val="0B2E45"/>
           <w:sz w:val="20"/>
           <w:szCs w:val="20"/>
         </w:rPr>
@@ -8394,7 +8394,7 @@
           <w:rFonts w:ascii="Calibri" w:cs="Calibri" w:eastAsia="Calibri" w:hAnsi="Calibri"/>
           <w:b/>
           <w:bCs/>
-          <w:color w:val="F59316"/>
+          <w:color w:val="39A900"/>
           <w:sz w:val="24"/>
           <w:szCs w:val="24"/>
         </w:rPr>
@@ -8446,7 +8446,7 @@
           <w:rFonts w:ascii="Calibri" w:cs="Calibri" w:eastAsia="Calibri" w:hAnsi="Calibri"/>
           <w:b/>
           <w:bCs/>
-          <w:color w:val="F59316"/>
+          <w:color w:val="39A900"/>
           <w:sz w:val="24"/>
           <w:szCs w:val="24"/>
         </w:rPr>
@@ -8588,7 +8588,7 @@
           <w:rFonts w:ascii="Calibri" w:cs="Calibri" w:eastAsia="Calibri" w:hAnsi="Calibri"/>
           <w:b/>
           <w:bCs/>
-          <w:color w:val="F59316"/>
+          <w:color w:val="39A900"/>
           <w:sz w:val="24"/>
           <w:szCs w:val="24"/>
         </w:rPr>
@@ -8694,7 +8694,7 @@
           <w:rFonts w:ascii="Calibri" w:cs="Calibri" w:eastAsia="Calibri" w:hAnsi="Calibri"/>
           <w:b/>
           <w:bCs/>
-          <w:color w:val="F59316"/>
+          <w:color w:val="39A900"/>
           <w:sz w:val="24"/>
           <w:szCs w:val="24"/>
         </w:rPr>
@@ -8776,7 +8776,7 @@
     <w:p>
       <w:pPr>
         <w:pBdr>
-          <w:bottom w:val="single" w:color="F59316" w:sz="18" w:space="2"/>
+          <w:bottom w:val="single" w:color="39A900" w:sz="18" w:space="2"/>
         </w:pBdr>
         <w:spacing w:after="180" w:before="240"/>
       </w:pPr>
@@ -8785,7 +8785,7 @@
           <w:rFonts w:ascii="Calibri" w:cs="Calibri" w:eastAsia="Calibri" w:hAnsi="Calibri"/>
           <w:b/>
           <w:bCs/>
-          <w:color w:val="1C2B3C"/>
+          <w:color w:val="0B2E45"/>
           <w:sz w:val="36"/>
           <w:szCs w:val="36"/>
         </w:rPr>
@@ -8801,7 +8801,7 @@
           <w:rFonts w:ascii="Calibri" w:cs="Calibri" w:eastAsia="Calibri" w:hAnsi="Calibri"/>
           <w:b/>
           <w:bCs/>
-          <w:color w:val="1C2B3C"/>
+          <w:color w:val="0B2E45"/>
           <w:sz w:val="20"/>
           <w:szCs w:val="20"/>
         </w:rPr>
@@ -8825,7 +8825,7 @@
           <w:rFonts w:ascii="Calibri" w:cs="Calibri" w:eastAsia="Calibri" w:hAnsi="Calibri"/>
           <w:b/>
           <w:bCs/>
-          <w:color w:val="F59316"/>
+          <w:color w:val="39A900"/>
           <w:sz w:val="24"/>
           <w:szCs w:val="24"/>
         </w:rPr>
@@ -8962,7 +8962,7 @@
     <w:p>
       <w:pPr>
         <w:pBdr>
-          <w:bottom w:val="single" w:color="F59316" w:sz="18" w:space="2"/>
+          <w:bottom w:val="single" w:color="39A900" w:sz="18" w:space="2"/>
         </w:pBdr>
         <w:spacing w:after="180" w:before="240"/>
       </w:pPr>
@@ -8971,7 +8971,7 @@
           <w:rFonts w:ascii="Calibri" w:cs="Calibri" w:eastAsia="Calibri" w:hAnsi="Calibri"/>
           <w:b/>
           <w:bCs/>
-          <w:color w:val="1C2B3C"/>
+          <w:color w:val="0B2E45"/>
           <w:sz w:val="36"/>
           <w:szCs w:val="36"/>
         </w:rPr>
@@ -8990,7 +8990,7 @@
           <w:bCs/>
           <w:i w:val="false"/>
           <w:iCs w:val="false"/>
-          <w:color w:val="F59316"/>
+          <w:color w:val="39A900"/>
           <w:sz w:val="20"/>
           <w:szCs w:val="20"/>
         </w:rPr>
@@ -9003,7 +9003,7 @@
           <w:bCs/>
           <w:i w:val="false"/>
           <w:iCs w:val="false"/>
-          <w:color w:val="1C2B3C"/>
+          <w:color w:val="0B2E45"/>
           <w:sz w:val="20"/>
           <w:szCs w:val="20"/>
         </w:rPr>
@@ -9034,7 +9034,7 @@
           <w:bCs/>
           <w:i w:val="false"/>
           <w:iCs w:val="false"/>
-          <w:color w:val="F59316"/>
+          <w:color w:val="39A900"/>
           <w:sz w:val="20"/>
           <w:szCs w:val="20"/>
         </w:rPr>
@@ -9047,7 +9047,7 @@
           <w:bCs/>
           <w:i w:val="false"/>
           <w:iCs w:val="false"/>
-          <w:color w:val="1C2B3C"/>
+          <w:color w:val="0B2E45"/>
           <w:sz w:val="20"/>
           <w:szCs w:val="20"/>
         </w:rPr>
@@ -9078,7 +9078,7 @@
           <w:bCs/>
           <w:i w:val="false"/>
           <w:iCs w:val="false"/>
-          <w:color w:val="F59316"/>
+          <w:color w:val="39A900"/>
           <w:sz w:val="20"/>
           <w:szCs w:val="20"/>
         </w:rPr>
@@ -9091,7 +9091,7 @@
           <w:bCs/>
           <w:i w:val="false"/>
           <w:iCs w:val="false"/>
-          <w:color w:val="1C2B3C"/>
+          <w:color w:val="0B2E45"/>
           <w:sz w:val="20"/>
           <w:szCs w:val="20"/>
         </w:rPr>
@@ -9122,7 +9122,7 @@
           <w:bCs/>
           <w:i w:val="false"/>
           <w:iCs w:val="false"/>
-          <w:color w:val="F59316"/>
+          <w:color w:val="39A900"/>
           <w:sz w:val="20"/>
           <w:szCs w:val="20"/>
         </w:rPr>
@@ -9135,7 +9135,7 @@
           <w:bCs/>
           <w:i w:val="false"/>
           <w:iCs w:val="false"/>
-          <w:color w:val="1C2B3C"/>
+          <w:color w:val="0B2E45"/>
           <w:sz w:val="20"/>
           <w:szCs w:val="20"/>
         </w:rPr>
@@ -9166,7 +9166,7 @@
           <w:bCs/>
           <w:i w:val="false"/>
           <w:iCs w:val="false"/>
-          <w:color w:val="F59316"/>
+          <w:color w:val="39A900"/>
           <w:sz w:val="20"/>
           <w:szCs w:val="20"/>
         </w:rPr>
@@ -9179,7 +9179,7 @@
           <w:bCs/>
           <w:i w:val="false"/>
           <w:iCs w:val="false"/>
-          <w:color w:val="1C2B3C"/>
+          <w:color w:val="0B2E45"/>
           <w:sz w:val="20"/>
           <w:szCs w:val="20"/>
         </w:rPr>
@@ -9210,7 +9210,7 @@
           <w:bCs/>
           <w:i w:val="false"/>
           <w:iCs w:val="false"/>
-          <w:color w:val="F59316"/>
+          <w:color w:val="39A900"/>
           <w:sz w:val="20"/>
           <w:szCs w:val="20"/>
         </w:rPr>
@@ -9223,7 +9223,7 @@
           <w:bCs/>
           <w:i w:val="false"/>
           <w:iCs w:val="false"/>
-          <w:color w:val="1C2B3C"/>
+          <w:color w:val="0B2E45"/>
           <w:sz w:val="20"/>
           <w:szCs w:val="20"/>
         </w:rPr>
@@ -9254,7 +9254,7 @@
           <w:bCs/>
           <w:i w:val="false"/>
           <w:iCs w:val="false"/>
-          <w:color w:val="F59316"/>
+          <w:color w:val="39A900"/>
           <w:sz w:val="20"/>
           <w:szCs w:val="20"/>
         </w:rPr>
@@ -9267,7 +9267,7 @@
           <w:bCs/>
           <w:i w:val="false"/>
           <w:iCs w:val="false"/>
-          <w:color w:val="1C2B3C"/>
+          <w:color w:val="0B2E45"/>
           <w:sz w:val="20"/>
           <w:szCs w:val="20"/>
         </w:rPr>
@@ -9298,7 +9298,7 @@
           <w:bCs/>
           <w:i w:val="false"/>
           <w:iCs w:val="false"/>
-          <w:color w:val="F59316"/>
+          <w:color w:val="39A900"/>
           <w:sz w:val="20"/>
           <w:szCs w:val="20"/>
         </w:rPr>
@@ -9311,7 +9311,7 @@
           <w:bCs/>
           <w:i w:val="false"/>
           <w:iCs w:val="false"/>
-          <w:color w:val="1C2B3C"/>
+          <w:color w:val="0B2E45"/>
           <w:sz w:val="20"/>
           <w:szCs w:val="20"/>
         </w:rPr>
@@ -9342,7 +9342,7 @@
           <w:bCs/>
           <w:i w:val="false"/>
           <w:iCs w:val="false"/>
-          <w:color w:val="F59316"/>
+          <w:color w:val="39A900"/>
           <w:sz w:val="20"/>
           <w:szCs w:val="20"/>
         </w:rPr>
@@ -9355,7 +9355,7 @@
           <w:bCs/>
           <w:i w:val="false"/>
           <w:iCs w:val="false"/>
-          <w:color w:val="1C2B3C"/>
+          <w:color w:val="0B2E45"/>
           <w:sz w:val="20"/>
           <w:szCs w:val="20"/>
         </w:rPr>
@@ -9386,7 +9386,7 @@
           <w:bCs/>
           <w:i w:val="false"/>
           <w:iCs w:val="false"/>
-          <w:color w:val="F59316"/>
+          <w:color w:val="39A900"/>
           <w:sz w:val="20"/>
           <w:szCs w:val="20"/>
         </w:rPr>
@@ -9399,7 +9399,7 @@
           <w:bCs/>
           <w:i w:val="false"/>
           <w:iCs w:val="false"/>
-          <w:color w:val="1C2B3C"/>
+          <w:color w:val="0B2E45"/>
           <w:sz w:val="20"/>
           <w:szCs w:val="20"/>
         </w:rPr>
@@ -9430,7 +9430,7 @@
           <w:bCs/>
           <w:i w:val="false"/>
           <w:iCs w:val="false"/>
-          <w:color w:val="F59316"/>
+          <w:color w:val="39A900"/>
           <w:sz w:val="20"/>
           <w:szCs w:val="20"/>
         </w:rPr>
@@ -9443,7 +9443,7 @@
           <w:bCs/>
           <w:i w:val="false"/>
           <w:iCs w:val="false"/>
-          <w:color w:val="1C2B3C"/>
+          <w:color w:val="0B2E45"/>
           <w:sz w:val="20"/>
           <w:szCs w:val="20"/>
         </w:rPr>
@@ -9474,7 +9474,7 @@
           <w:bCs/>
           <w:i w:val="false"/>
           <w:iCs w:val="false"/>
-          <w:color w:val="F59316"/>
+          <w:color w:val="39A900"/>
           <w:sz w:val="20"/>
           <w:szCs w:val="20"/>
         </w:rPr>
@@ -9487,7 +9487,7 @@
           <w:bCs/>
           <w:i w:val="false"/>
           <w:iCs w:val="false"/>
-          <w:color w:val="1C2B3C"/>
+          <w:color w:val="0B2E45"/>
           <w:sz w:val="20"/>
           <w:szCs w:val="20"/>
         </w:rPr>
